--- a/fixtures/skills-first/skills-first-references-a4.docx
+++ b/fixtures/skills-first/skills-first-references-a4.docx
@@ -113,7 +113,7 @@
         <w:rPr>
           <w:rtl w:val="0"/>
         </w:rPr>
-        <w:t xml:space="preserve">Cascade Credit Union</w:t>
+        <w:t xml:space="preserve">Mossgate Credit Union</w:t>
       </w:r>
     </w:p>
     <w:p>
@@ -200,7 +200,7 @@
         <w:rPr>
           <w:rtl w:val="0"/>
         </w:rPr>
-        <w:t xml:space="preserve">Lincoln Park Middle School</w:t>
+        <w:t xml:space="preserve">Salmonberry Middle School</w:t>
       </w:r>
     </w:p>
     <w:p>
@@ -287,7 +287,7 @@
         <w:rPr>
           <w:rtl w:val="0"/>
         </w:rPr>
-        <w:t xml:space="preserve">Portland Food Share</w:t>
+        <w:t xml:space="preserve">Rosehip Food Share</w:t>
       </w:r>
     </w:p>
     <w:p>

--- a/fixtures/skills-first/skills-first-references-a4.docx
+++ b/fixtures/skills-first/skills-first-references-a4.docx
@@ -127,7 +127,7 @@
           <w:rPr>
             <w:rtl w:val="0"/>
           </w:rPr>
-          <w:t xml:space="preserve">mreyes@cascadecu.org</w:t>
+          <w:t xml:space="preserve">mreyes@example.com</w:t>
         </w:r>
       </w:hyperlink>
       <w:r>
@@ -214,7 +214,7 @@
           <w:rPr>
             <w:rtl w:val="0"/>
           </w:rPr>
-          <w:t xml:space="preserve">abrooks@lincolnparkms.org</w:t>
+          <w:t xml:space="preserve">abrooks@example.com</w:t>
         </w:r>
       </w:hyperlink>
       <w:r>
@@ -301,7 +301,7 @@
           <w:rPr>
             <w:rtl w:val="0"/>
           </w:rPr>
-          <w:t xml:space="preserve">hcole@portlandfoodshare.org</w:t>
+          <w:t xml:space="preserve">hcole@example.com</w:t>
         </w:r>
       </w:hyperlink>
       <w:r>

--- a/fixtures/skills-first/skills-first-references-a4.docx
+++ b/fixtures/skills-first/skills-first-references-a4.docx
@@ -31,7 +31,7 @@
           <w:rPr>
             <w:rtl w:val="0"/>
           </w:rPr>
-          <w:t xml:space="preserve">rachel.nguyen@email.com</w:t>
+          <w:t xml:space="preserve">rachel.nguyen@example.com</w:t>
         </w:r>
       </w:hyperlink>
       <w:r>
